--- a/backend/master_templates/obrazac6_master.docx
+++ b/backend/master_templates/obrazac6_master.docx
@@ -1775,140 +1775,6 @@
           <w:lang w:val="pl-PL"/>
         </w:rPr>
       </w:pPr>
-    </w:p>
-    <w:p>
-      <w:pPr>
-        <w:jc w:val="center"/>
-        <w:rPr>
-          <w:rFonts w:ascii="Calibri Light" w:hAnsi="Calibri Light" w:cs="Calibri Light"/>
-          <w:b/>
-          <w:lang w:val="pl-PL"/>
-        </w:rPr>
-      </w:pPr>
-      <w:r>
-        <w:rPr>
-          <w:rFonts w:ascii="Calibri Light" w:hAnsi="Calibri Light" w:cs="Calibri Light"/>
-          <w:b/>
-          <w:lang w:val="pl-PL"/>
-        </w:rPr>
-        <w:lastRenderedPageBreak/>
-        <w:t>EVIDENCIJA O ZAPOSLENIMA OBUČENIM ZA BEZBEDAN I ZDRAV RAD I PRAVILNO KORIŠĆENJE LIČNE ZAŠTITNE  OPREME</w:t>
-      </w:r>
-    </w:p>
-    <w:p>
-      <w:pPr>
-        <w:jc w:val="center"/>
-        <w:rPr>
-          <w:rFonts w:ascii="Calibri Light" w:hAnsi="Calibri Light" w:cs="Calibri Light"/>
-          <w:lang w:val="pl-PL"/>
-        </w:rPr>
-      </w:pPr>
-    </w:p>
-    <w:p>
-      <w:pPr>
-        <w:rPr>
-          <w:rFonts w:ascii="Calibri Light" w:hAnsi="Calibri Light" w:cs="Calibri Light"/>
-          <w:b/>
-          <w:sz w:val="22"/>
-          <w:szCs w:val="22"/>
-          <w:lang w:val="pl-PL"/>
-        </w:rPr>
-      </w:pPr>
-      <w:r>
-        <w:rPr>
-          <w:rFonts w:ascii="Calibri Light" w:hAnsi="Calibri Light" w:cs="Calibri Light"/>
-          <w:b/>
-          <w:sz w:val="22"/>
-          <w:szCs w:val="22"/>
-          <w:lang w:val="pl-PL"/>
-        </w:rPr>
-        <w:t xml:space="preserve">                                                                                                  </w:t>
-      </w:r>
-    </w:p>
-    <w:p>
-      <w:pPr>
-        <w:rPr>
-          <w:rFonts w:ascii="Calibri Light" w:hAnsi="Calibri Light" w:cs="Calibri Light"/>
-          <w:sz w:val="22"/>
-          <w:szCs w:val="22"/>
-          <w:lang w:val="it-IT"/>
-        </w:rPr>
-      </w:pPr>
-      <w:r>
-        <w:rPr>
-          <w:rFonts w:ascii="Calibri Light" w:hAnsi="Calibri Light" w:cs="Calibri Light"/>
-          <w:sz w:val="22"/>
-          <w:szCs w:val="22"/>
-          <w:lang w:val="it-IT"/>
-        </w:rPr>
-        <w:t>Poslovno ime poslodavca</w:t>
-      </w:r>
-      <w:r>
-        <w:rPr>
-          <w:rFonts w:ascii="Calibri Light" w:hAnsi="Calibri Light" w:cs="Calibri Light"/>
-          <w:sz w:val="22"/>
-          <w:szCs w:val="22"/>
-          <w:lang w:val="it-IT"/>
-        </w:rPr>
-        <w:tab/>
-        <w:t xml:space="preserve">   </w:t>
-      </w:r>
-      <w:r>
-        <w:rPr>
-          <w:rFonts w:ascii="Calibri Light" w:hAnsi="Calibri Light" w:cs="Calibri Light"/>
-          <w:sz w:val="22"/>
-          <w:szCs w:val="22"/>
-          <w:lang w:val="it-IT"/>
-        </w:rPr>
-        <w:tab/>
-        <w:t xml:space="preserve">                        </w:t>
-      </w:r>
-      <w:r>
-        <w:rPr>
-          <w:rFonts w:ascii="Calibri Light" w:hAnsi="Calibri Light" w:cs="Calibri Light"/>
-          <w:sz w:val="22"/>
-          <w:szCs w:val="22"/>
-          <w:lang w:val="it-IT"/>
-        </w:rPr>
-        <w:t xml:space="preserve">              </w:t>
-      </w:r>
-      <w:r>
-        <w:rPr>
-          <w:rFonts w:ascii="Calibri Light" w:hAnsi="Calibri Light" w:cs="Calibri Light"/>
-          <w:sz w:val="22"/>
-          <w:szCs w:val="22"/>
-          <w:lang w:val="it-IT"/>
-        </w:rPr>
-        <w:t>Adresa sedišta poslodavca</w:t>
-      </w:r>
-      <w:r>
-        <w:rPr>
-          <w:rFonts w:ascii="Calibri Light" w:hAnsi="Calibri Light" w:cs="Calibri Light"/>
-          <w:sz w:val="22"/>
-          <w:szCs w:val="22"/>
-          <w:lang w:val="it-IT"/>
-        </w:rPr>
-        <w:tab/>
-        <w:t xml:space="preserve">                             </w:t>
-      </w:r>
-      <w:r>
-        <w:rPr>
-          <w:rFonts w:ascii="Calibri Light" w:hAnsi="Calibri Light" w:cs="Calibri Light"/>
-          <w:sz w:val="22"/>
-          <w:szCs w:val="22"/>
-          <w:lang w:val="it-IT"/>
-        </w:rPr>
-        <w:t xml:space="preserve">    </w:t>
-      </w:r>
-      <w:r>
-        <w:rPr>
-          <w:rFonts w:ascii="Calibri Light" w:hAnsi="Calibri Light" w:cs="Calibri Light"/>
-          <w:sz w:val="22"/>
-          <w:szCs w:val="22"/>
-          <w:lang w:val="it-IT"/>
-        </w:rPr>
-        <w:t>PIB poslodavca</w:t>
-      </w:r>
     </w:p>
     <w:sectPr>
       <w:headerReference w:type="default" r:id="rId7"/>
